--- a/tfl/tables/T-AE-05.docx
+++ b/tfl/tables/T-AE-05.docx
@@ -484,7 +484,7 @@
                 <w:szCs w:val="18"/>
                 <w:color w:val="000000"/>
               </w:rPr>
-              <w:t xml:space="preserve">3 (1.3)</w:t>
+              <w:t xml:space="preserve">19 (8.4)</w:t>
             </w:r>
           </w:p>
         </w:tc>
@@ -539,7 +539,7 @@
                 <w:szCs w:val="18"/>
                 <w:color w:val="000000"/>
               </w:rPr>
-              <w:t xml:space="preserve">19 (8.5)</w:t>
+              <w:t xml:space="preserve">3 (1.3)</w:t>
             </w:r>
           </w:p>
         </w:tc>
@@ -654,7 +654,7 @@
                 <w:szCs w:val="18"/>
                 <w:color w:val="000000"/>
               </w:rPr>
-              <w:t xml:space="preserve">1 (0.4)</w:t>
+              <w:t xml:space="preserve">11 (4.9)</w:t>
             </w:r>
           </w:p>
         </w:tc>
@@ -709,7 +709,7 @@
                 <w:szCs w:val="18"/>
                 <w:color w:val="000000"/>
               </w:rPr>
-              <w:t xml:space="preserve">11 (4.9)</w:t>
+              <w:t xml:space="preserve">1 (0.4)</w:t>
             </w:r>
           </w:p>
         </w:tc>
@@ -824,7 +824,7 @@
                 <w:szCs w:val="18"/>
                 <w:color w:val="000000"/>
               </w:rPr>
-              <w:t xml:space="preserve">0 (0.0)</w:t>
+              <w:t xml:space="preserve">5 (2.2)</w:t>
             </w:r>
           </w:p>
         </w:tc>
@@ -879,7 +879,7 @@
                 <w:szCs w:val="18"/>
                 <w:color w:val="000000"/>
               </w:rPr>
-              <w:t xml:space="preserve">5 (2.2)</w:t>
+              <w:t xml:space="preserve">0 (0.0)</w:t>
             </w:r>
           </w:p>
         </w:tc>
@@ -994,7 +994,7 @@
                 <w:szCs w:val="18"/>
                 <w:color w:val="000000"/>
               </w:rPr>
-              <w:t xml:space="preserve">2 (0.9)</w:t>
+              <w:t xml:space="preserve">4 (1.8)</w:t>
             </w:r>
           </w:p>
         </w:tc>
@@ -1049,7 +1049,7 @@
                 <w:szCs w:val="18"/>
                 <w:color w:val="000000"/>
               </w:rPr>
-              <w:t xml:space="preserve">4 (1.8)</w:t>
+              <w:t xml:space="preserve">2 (0.9)</w:t>
             </w:r>
           </w:p>
         </w:tc>
@@ -1164,7 +1164,7 @@
                 <w:szCs w:val="18"/>
                 <w:color w:val="000000"/>
               </w:rPr>
-              <w:t xml:space="preserve">3 (1.3)</w:t>
+              <w:t xml:space="preserve">13 (5.8)</w:t>
             </w:r>
           </w:p>
         </w:tc>
@@ -1219,7 +1219,7 @@
                 <w:szCs w:val="18"/>
                 <w:color w:val="000000"/>
               </w:rPr>
-              <w:t xml:space="preserve">13 (5.8)</w:t>
+              <w:t xml:space="preserve">3 (1.3)</w:t>
             </w:r>
           </w:p>
         </w:tc>
@@ -1334,7 +1334,7 @@
                 <w:szCs w:val="18"/>
                 <w:color w:val="000000"/>
               </w:rPr>
-              <w:t xml:space="preserve">3 (1.3)</w:t>
+              <w:t xml:space="preserve">13 (5.8)</w:t>
             </w:r>
           </w:p>
         </w:tc>
@@ -1389,7 +1389,7 @@
                 <w:szCs w:val="18"/>
                 <w:color w:val="000000"/>
               </w:rPr>
-              <w:t xml:space="preserve">13 (5.8)</w:t>
+              <w:t xml:space="preserve">3 (1.3)</w:t>
             </w:r>
           </w:p>
         </w:tc>
@@ -1504,7 +1504,7 @@
                 <w:szCs w:val="18"/>
                 <w:color w:val="000000"/>
               </w:rPr>
-              <w:t xml:space="preserve">2 (0.9)</w:t>
+              <w:t xml:space="preserve">5 (2.2)</w:t>
             </w:r>
           </w:p>
         </w:tc>
@@ -1559,7 +1559,7 @@
                 <w:szCs w:val="18"/>
                 <w:color w:val="000000"/>
               </w:rPr>
-              <w:t xml:space="preserve">5 (2.2)</w:t>
+              <w:t xml:space="preserve">2 (0.9)</w:t>
             </w:r>
           </w:p>
         </w:tc>
@@ -1674,7 +1674,7 @@
                 <w:szCs w:val="18"/>
                 <w:color w:val="000000"/>
               </w:rPr>
-              <w:t xml:space="preserve">2 (0.9)</w:t>
+              <w:t xml:space="preserve">5 (2.2)</w:t>
             </w:r>
           </w:p>
         </w:tc>
@@ -1729,7 +1729,7 @@
                 <w:szCs w:val="18"/>
                 <w:color w:val="000000"/>
               </w:rPr>
-              <w:t xml:space="preserve">5 (2.2)</w:t>
+              <w:t xml:space="preserve">2 (0.9)</w:t>
             </w:r>
           </w:p>
         </w:tc>
@@ -1844,7 +1844,7 @@
                 <w:szCs w:val="18"/>
                 <w:color w:val="000000"/>
               </w:rPr>
-              <w:t xml:space="preserve">1 (0.4)</w:t>
+              <w:t xml:space="preserve">12 (5.3)</w:t>
             </w:r>
           </w:p>
         </w:tc>
@@ -1899,7 +1899,7 @@
                 <w:szCs w:val="18"/>
                 <w:color w:val="000000"/>
               </w:rPr>
-              <w:t xml:space="preserve">12 (5.4)</w:t>
+              <w:t xml:space="preserve">1 (0.4)</w:t>
             </w:r>
           </w:p>
         </w:tc>
@@ -2014,7 +2014,7 @@
                 <w:szCs w:val="18"/>
                 <w:color w:val="000000"/>
               </w:rPr>
-              <w:t xml:space="preserve">1 (0.4)</w:t>
+              <w:t xml:space="preserve">7 (3.1)</w:t>
             </w:r>
           </w:p>
         </w:tc>
@@ -2069,7 +2069,7 @@
                 <w:szCs w:val="18"/>
                 <w:color w:val="000000"/>
               </w:rPr>
-              <w:t xml:space="preserve">7 (3.1)</w:t>
+              <w:t xml:space="preserve">1 (0.4)</w:t>
             </w:r>
           </w:p>
         </w:tc>
@@ -2184,7 +2184,7 @@
                 <w:szCs w:val="18"/>
                 <w:color w:val="000000"/>
               </w:rPr>
-              <w:t xml:space="preserve">0 (0.0)</w:t>
+              <w:t xml:space="preserve">6 (2.7)</w:t>
             </w:r>
           </w:p>
         </w:tc>
@@ -2239,7 +2239,7 @@
                 <w:szCs w:val="18"/>
                 <w:color w:val="000000"/>
               </w:rPr>
-              <w:t xml:space="preserve">6 (2.7)</w:t>
+              <w:t xml:space="preserve">0 (0.0)</w:t>
             </w:r>
           </w:p>
         </w:tc>
@@ -2354,7 +2354,7 @@
                 <w:szCs w:val="18"/>
                 <w:color w:val="000000"/>
               </w:rPr>
-              <w:t xml:space="preserve">0 (0.0)</w:t>
+              <w:t xml:space="preserve">10 (4.4)</w:t>
             </w:r>
           </w:p>
         </w:tc>
@@ -2409,7 +2409,7 @@
                 <w:szCs w:val="18"/>
                 <w:color w:val="000000"/>
               </w:rPr>
-              <w:t xml:space="preserve">10 (4.5)</w:t>
+              <w:t xml:space="preserve">0 (0.0)</w:t>
             </w:r>
           </w:p>
         </w:tc>
@@ -2524,7 +2524,7 @@
                 <w:szCs w:val="18"/>
                 <w:color w:val="000000"/>
               </w:rPr>
-              <w:t xml:space="preserve">0 (0.0)</w:t>
+              <w:t xml:space="preserve">10 (4.4)</w:t>
             </w:r>
           </w:p>
         </w:tc>
@@ -2579,7 +2579,7 @@
                 <w:szCs w:val="18"/>
                 <w:color w:val="000000"/>
               </w:rPr>
-              <w:t xml:space="preserve">10 (4.5)</w:t>
+              <w:t xml:space="preserve">0 (0.0)</w:t>
             </w:r>
           </w:p>
         </w:tc>
@@ -2694,7 +2694,7 @@
                 <w:szCs w:val="18"/>
                 <w:color w:val="000000"/>
               </w:rPr>
-              <w:t xml:space="preserve">5 (2.2)</w:t>
+              <w:t xml:space="preserve">24 (10.7)</w:t>
             </w:r>
           </w:p>
         </w:tc>
@@ -2749,7 +2749,7 @@
                 <w:szCs w:val="18"/>
                 <w:color w:val="000000"/>
               </w:rPr>
-              <w:t xml:space="preserve">24 (10.7)</w:t>
+              <w:t xml:space="preserve">5 (2.2)</w:t>
             </w:r>
           </w:p>
         </w:tc>
@@ -2864,7 +2864,7 @@
                 <w:szCs w:val="18"/>
                 <w:color w:val="000000"/>
               </w:rPr>
-              <w:t xml:space="preserve">2 (0.9)</w:t>
+              <w:t xml:space="preserve">14 (6.2)</w:t>
             </w:r>
           </w:p>
         </w:tc>
@@ -2919,7 +2919,7 @@
                 <w:szCs w:val="18"/>
                 <w:color w:val="000000"/>
               </w:rPr>
-              <w:t xml:space="preserve">14 (6.2)</w:t>
+              <w:t xml:space="preserve">2 (0.9)</w:t>
             </w:r>
           </w:p>
         </w:tc>
@@ -3034,7 +3034,7 @@
                 <w:szCs w:val="18"/>
                 <w:color w:val="000000"/>
               </w:rPr>
-              <w:t xml:space="preserve">3 (1.3)</w:t>
+              <w:t xml:space="preserve">11 (4.9)</w:t>
             </w:r>
           </w:p>
         </w:tc>
@@ -3089,7 +3089,7 @@
                 <w:szCs w:val="18"/>
                 <w:color w:val="000000"/>
               </w:rPr>
-              <w:t xml:space="preserve">11 (4.9)</w:t>
+              <w:t xml:space="preserve">3 (1.3)</w:t>
             </w:r>
           </w:p>
         </w:tc>
@@ -3204,7 +3204,7 @@
           <w:szCs w:val="14"/>
           <w:color w:val="C0392B"/>
         </w:rPr>
-        <w:t xml:space="preserve">DRAFT — produced 2026-07-19 — synthetic data, NOT for regulatory submission</w:t>
+        <w:t xml:space="preserve">DRAFT — produced 2026-09-20 — synthetic data, NOT for regulatory submission</w:t>
       </w:r>
     </w:p>
     <w:sectPr>

--- a/tfl/tables/T-AE-05.docx
+++ b/tfl/tables/T-AE-05.docx
@@ -129,7 +129,7 @@
           <w:szCs w:val="18"/>
           <w:color w:val="444444"/>
         </w:rPr>
-        <w:t xml:space="preserve">Safety Population (N=449)</w:t>
+        <w:t xml:space="preserve">Safety Population (N=450)</w:t>
       </w:r>
     </w:p>
     <w:p>
@@ -288,7 +288,7 @@
                 <w:szCs w:val="18"/>
                 <w:color w:val="FFFFFF"/>
               </w:rPr>
-              <w:t xml:space="preserve">(N=225)</w:t>
+              <w:t xml:space="preserve">(N=300)</w:t>
             </w:r>
           </w:p>
         </w:tc>
@@ -369,7 +369,7 @@
                 <w:szCs w:val="18"/>
                 <w:color w:val="FFFFFF"/>
               </w:rPr>
-              <w:t xml:space="preserve">(N=224)</w:t>
+              <w:t xml:space="preserve">(N=150)</w:t>
             </w:r>
           </w:p>
         </w:tc>
@@ -484,7 +484,7 @@
                 <w:szCs w:val="18"/>
                 <w:color w:val="000000"/>
               </w:rPr>
-              <w:t xml:space="preserve">19 (8.4)</w:t>
+              <w:t xml:space="preserve">39 (13.0)</w:t>
             </w:r>
           </w:p>
         </w:tc>
@@ -539,7 +539,7 @@
                 <w:szCs w:val="18"/>
                 <w:color w:val="000000"/>
               </w:rPr>
-              <w:t xml:space="preserve">3 (1.3)</w:t>
+              <w:t xml:space="preserve">3 (2.0)</w:t>
             </w:r>
           </w:p>
         </w:tc>
@@ -654,7 +654,7 @@
                 <w:szCs w:val="18"/>
                 <w:color w:val="000000"/>
               </w:rPr>
-              <w:t xml:space="preserve">11 (4.9)</w:t>
+              <w:t xml:space="preserve">21 (7.0)</w:t>
             </w:r>
           </w:p>
         </w:tc>
@@ -709,7 +709,7 @@
                 <w:szCs w:val="18"/>
                 <w:color w:val="000000"/>
               </w:rPr>
-              <w:t xml:space="preserve">1 (0.4)</w:t>
+              <w:t xml:space="preserve">2 (1.3)</w:t>
             </w:r>
           </w:p>
         </w:tc>
@@ -769,7 +769,7 @@
                 <w:szCs w:val="18"/>
                 <w:color w:val="000000"/>
               </w:rPr>
-              <w:t xml:space="preserve">  Hyperthyroidism</w:t>
+              <w:t xml:space="preserve">  Adrenal insufficiency</w:t>
             </w:r>
           </w:p>
         </w:tc>
@@ -824,7 +824,7 @@
                 <w:szCs w:val="18"/>
                 <w:color w:val="000000"/>
               </w:rPr>
-              <w:t xml:space="preserve">5 (2.2)</w:t>
+              <w:t xml:space="preserve">12 (4.0)</w:t>
             </w:r>
           </w:p>
         </w:tc>
@@ -939,7 +939,7 @@
                 <w:szCs w:val="18"/>
                 <w:color w:val="000000"/>
               </w:rPr>
-              <w:t xml:space="preserve">  Adrenal insufficiency</w:t>
+              <w:t xml:space="preserve">  Hyperthyroidism</w:t>
             </w:r>
           </w:p>
         </w:tc>
@@ -994,7 +994,7 @@
                 <w:szCs w:val="18"/>
                 <w:color w:val="000000"/>
               </w:rPr>
-              <w:t xml:space="preserve">4 (1.8)</w:t>
+              <w:t xml:space="preserve">10 (3.3)</w:t>
             </w:r>
           </w:p>
         </w:tc>
@@ -1049,7 +1049,7 @@
                 <w:szCs w:val="18"/>
                 <w:color w:val="000000"/>
               </w:rPr>
-              <w:t xml:space="preserve">2 (0.9)</w:t>
+              <w:t xml:space="preserve">1 (0.7)</w:t>
             </w:r>
           </w:p>
         </w:tc>
@@ -1164,7 +1164,7 @@
                 <w:szCs w:val="18"/>
                 <w:color w:val="000000"/>
               </w:rPr>
-              <w:t xml:space="preserve">13 (5.8)</w:t>
+              <w:t xml:space="preserve">25 (8.3)</w:t>
             </w:r>
           </w:p>
         </w:tc>
@@ -1219,7 +1219,7 @@
                 <w:szCs w:val="18"/>
                 <w:color w:val="000000"/>
               </w:rPr>
-              <w:t xml:space="preserve">3 (1.3)</w:t>
+              <w:t xml:space="preserve">4 (2.7)</w:t>
             </w:r>
           </w:p>
         </w:tc>
@@ -1334,7 +1334,7 @@
                 <w:szCs w:val="18"/>
                 <w:color w:val="000000"/>
               </w:rPr>
-              <w:t xml:space="preserve">13 (5.8)</w:t>
+              <w:t xml:space="preserve">25 (8.3)</w:t>
             </w:r>
           </w:p>
         </w:tc>
@@ -1389,7 +1389,7 @@
                 <w:szCs w:val="18"/>
                 <w:color w:val="000000"/>
               </w:rPr>
-              <w:t xml:space="preserve">3 (1.3)</w:t>
+              <w:t xml:space="preserve">4 (2.7)</w:t>
             </w:r>
           </w:p>
         </w:tc>
@@ -1504,7 +1504,7 @@
                 <w:szCs w:val="18"/>
                 <w:color w:val="000000"/>
               </w:rPr>
-              <w:t xml:space="preserve">5 (2.2)</w:t>
+              <w:t xml:space="preserve">22 (7.3)</w:t>
             </w:r>
           </w:p>
         </w:tc>
@@ -1559,7 +1559,7 @@
                 <w:szCs w:val="18"/>
                 <w:color w:val="000000"/>
               </w:rPr>
-              <w:t xml:space="preserve">2 (0.9)</w:t>
+              <w:t xml:space="preserve">1 (0.7)</w:t>
             </w:r>
           </w:p>
         </w:tc>
@@ -1674,7 +1674,7 @@
                 <w:szCs w:val="18"/>
                 <w:color w:val="000000"/>
               </w:rPr>
-              <w:t xml:space="preserve">5 (2.2)</w:t>
+              <w:t xml:space="preserve">22 (7.3)</w:t>
             </w:r>
           </w:p>
         </w:tc>
@@ -1729,7 +1729,7 @@
                 <w:szCs w:val="18"/>
                 <w:color w:val="000000"/>
               </w:rPr>
-              <w:t xml:space="preserve">2 (0.9)</w:t>
+              <w:t xml:space="preserve">1 (0.7)</w:t>
             </w:r>
           </w:p>
         </w:tc>
@@ -1844,7 +1844,7 @@
                 <w:szCs w:val="18"/>
                 <w:color w:val="000000"/>
               </w:rPr>
-              <w:t xml:space="preserve">12 (5.3)</w:t>
+              <w:t xml:space="preserve">13 (4.3)</w:t>
             </w:r>
           </w:p>
         </w:tc>
@@ -1899,7 +1899,7 @@
                 <w:szCs w:val="18"/>
                 <w:color w:val="000000"/>
               </w:rPr>
-              <w:t xml:space="preserve">1 (0.4)</w:t>
+              <w:t xml:space="preserve">2 (1.3)</w:t>
             </w:r>
           </w:p>
         </w:tc>
@@ -1959,7 +1959,7 @@
                 <w:szCs w:val="18"/>
                 <w:color w:val="000000"/>
               </w:rPr>
-              <w:t xml:space="preserve">  Alanine aminotransferase increased</w:t>
+              <w:t xml:space="preserve">  Aspartate aminotransferase increased</w:t>
             </w:r>
           </w:p>
         </w:tc>
@@ -2014,7 +2014,7 @@
                 <w:szCs w:val="18"/>
                 <w:color w:val="000000"/>
               </w:rPr>
-              <w:t xml:space="preserve">7 (3.1)</w:t>
+              <w:t xml:space="preserve">7 (2.3)</w:t>
             </w:r>
           </w:p>
         </w:tc>
@@ -2069,7 +2069,7 @@
                 <w:szCs w:val="18"/>
                 <w:color w:val="000000"/>
               </w:rPr>
-              <w:t xml:space="preserve">1 (0.4)</w:t>
+              <w:t xml:space="preserve">1 (0.7)</w:t>
             </w:r>
           </w:p>
         </w:tc>
@@ -2129,7 +2129,7 @@
                 <w:szCs w:val="18"/>
                 <w:color w:val="000000"/>
               </w:rPr>
-              <w:t xml:space="preserve">  Aspartate aminotransferase increased</w:t>
+              <w:t xml:space="preserve">  Alanine aminotransferase increased</w:t>
             </w:r>
           </w:p>
         </w:tc>
@@ -2184,7 +2184,7 @@
                 <w:szCs w:val="18"/>
                 <w:color w:val="000000"/>
               </w:rPr>
-              <w:t xml:space="preserve">6 (2.7)</w:t>
+              <w:t xml:space="preserve">6 (2.0)</w:t>
             </w:r>
           </w:p>
         </w:tc>
@@ -2239,7 +2239,7 @@
                 <w:szCs w:val="18"/>
                 <w:color w:val="000000"/>
               </w:rPr>
-              <w:t xml:space="preserve">0 (0.0)</w:t>
+              <w:t xml:space="preserve">1 (0.7)</w:t>
             </w:r>
           </w:p>
         </w:tc>
@@ -2354,7 +2354,7 @@
                 <w:szCs w:val="18"/>
                 <w:color w:val="000000"/>
               </w:rPr>
-              <w:t xml:space="preserve">10 (4.4)</w:t>
+              <w:t xml:space="preserve">18 (6.0)</w:t>
             </w:r>
           </w:p>
         </w:tc>
@@ -2409,7 +2409,7 @@
                 <w:szCs w:val="18"/>
                 <w:color w:val="000000"/>
               </w:rPr>
-              <w:t xml:space="preserve">0 (0.0)</w:t>
+              <w:t xml:space="preserve">1 (0.7)</w:t>
             </w:r>
           </w:p>
         </w:tc>
@@ -2524,7 +2524,7 @@
                 <w:szCs w:val="18"/>
                 <w:color w:val="000000"/>
               </w:rPr>
-              <w:t xml:space="preserve">10 (4.4)</w:t>
+              <w:t xml:space="preserve">18 (6.0)</w:t>
             </w:r>
           </w:p>
         </w:tc>
@@ -2579,7 +2579,7 @@
                 <w:szCs w:val="18"/>
                 <w:color w:val="000000"/>
               </w:rPr>
-              <w:t xml:space="preserve">0 (0.0)</w:t>
+              <w:t xml:space="preserve">1 (0.7)</w:t>
             </w:r>
           </w:p>
         </w:tc>
@@ -2694,7 +2694,7 @@
                 <w:szCs w:val="18"/>
                 <w:color w:val="000000"/>
               </w:rPr>
-              <w:t xml:space="preserve">24 (10.7)</w:t>
+              <w:t xml:space="preserve">41 (13.7)</w:t>
             </w:r>
           </w:p>
         </w:tc>
@@ -2749,7 +2749,7 @@
                 <w:szCs w:val="18"/>
                 <w:color w:val="000000"/>
               </w:rPr>
-              <w:t xml:space="preserve">5 (2.2)</w:t>
+              <w:t xml:space="preserve">4 (2.7)</w:t>
             </w:r>
           </w:p>
         </w:tc>
@@ -2809,7 +2809,7 @@
                 <w:szCs w:val="18"/>
                 <w:color w:val="000000"/>
               </w:rPr>
-              <w:t xml:space="preserve">  Pruritus</w:t>
+              <w:t xml:space="preserve">  Rash</w:t>
             </w:r>
           </w:p>
         </w:tc>
@@ -2864,7 +2864,7 @@
                 <w:szCs w:val="18"/>
                 <w:color w:val="000000"/>
               </w:rPr>
-              <w:t xml:space="preserve">14 (6.2)</w:t>
+              <w:t xml:space="preserve">22 (7.3)</w:t>
             </w:r>
           </w:p>
         </w:tc>
@@ -2919,7 +2919,7 @@
                 <w:szCs w:val="18"/>
                 <w:color w:val="000000"/>
               </w:rPr>
-              <w:t xml:space="preserve">2 (0.9)</w:t>
+              <w:t xml:space="preserve">0 (0.0)</w:t>
             </w:r>
           </w:p>
         </w:tc>
@@ -2979,7 +2979,7 @@
                 <w:szCs w:val="18"/>
                 <w:color w:val="000000"/>
               </w:rPr>
-              <w:t xml:space="preserve">  Rash</w:t>
+              <w:t xml:space="preserve">  Pruritus</w:t>
             </w:r>
           </w:p>
         </w:tc>
@@ -3034,7 +3034,7 @@
                 <w:szCs w:val="18"/>
                 <w:color w:val="000000"/>
               </w:rPr>
-              <w:t xml:space="preserve">11 (4.9)</w:t>
+              <w:t xml:space="preserve">21 (7.0)</w:t>
             </w:r>
           </w:p>
         </w:tc>
@@ -3089,7 +3089,7 @@
                 <w:szCs w:val="18"/>
                 <w:color w:val="000000"/>
               </w:rPr>
-              <w:t xml:space="preserve">3 (1.3)</w:t>
+              <w:t xml:space="preserve">4 (2.7)</w:t>
             </w:r>
           </w:p>
         </w:tc>
